--- a/documents/Gundeti_Sachin_Reddy_X23432721/Gundeti_Sachin_Reddy_X23432721.docx
+++ b/documents/Gundeti_Sachin_Reddy_X23432721/Gundeti_Sachin_Reddy_X23432721.docx
@@ -712,7 +712,7 @@
         <w:pStyle w:val="BodyText"/>
       </w:pPr>
       <w:r>
-        <w:t xml:space="preserve">Beyond unit tests, a load-testing script bursts a configurable number of synthetic messages directly onto the real queue. It makes two assertions: first, that the queue depth is non-zero immediately after the burst, proving the messages genuinely reached SQS rather than being silently dropped; second, that the queue depth has either fully drained or measurably decreased within a timeout window. This second, timeout-tolerant check allows for the underlying Lambda concurrency ceiling without treating a slower-than-expected drain as a hard failure. This two-tier assertion pattern was deliberately chosen so that the load test remains a meaningful elasticity check without becoming flaky under normal, expected throughput variation. All four modules' test suites, 113 tests in total, pass against both the LocalStack-backed development environment and, where applicable, the real AWS deployment.</w:t>
+        <w:t xml:space="preserve">Beyond unit tests, a load-testing script bursts a configurable number of synthetic messages directly onto the real queue. It makes two assertions: first, that the queue depth is non-zero immediately after the burst, proving the messages genuinely reached SQS rather than being silently dropped; second, that the queue depth has either fully drained or measurably decreased within a timeout window. This second, timeout-tolerant check allows for the underlying Lambda concurrency ceiling without treating a slower-than-expected drain as a hard failure. This two-tier assertion pattern was deliberately chosen so that the load test remains a meaningful elasticity check without becoming flaky under normal, expected throughput variation. All four modules' test suites, 115 tests in total, pass against both the LocalStack-backed development environment and, where applicable, the real AWS deployment.</w:t>
       </w:r>
     </w:p>
     <w:p>
@@ -800,7 +800,7 @@
         <w:pStyle w:val="BodyText"/>
       </w:pPr>
       <w:r>
-        <w:t xml:space="preserve">Table II summarises the automated test suite as of the final verified deployment. All 113 tests pass against both the LocalStack-backed development environment and, for the parts of the suite that exercise real client-construction logic, the fixes verified against the real AWS deployment described in Section III-D.</w:t>
+        <w:t xml:space="preserve">Table II summarises the automated test suite as of the final verified deployment. All 115 tests pass against both the LocalStack-backed development environment and, for the parts of the suite that exercise real client-construction logic, the fixes verified against the real AWS deployment described in Section III-D.</w:t>
       </w:r>
     </w:p>
     <w:p>
@@ -1015,7 +1015,7 @@
               <w:pStyle w:val="tablecopy"/>
             </w:pPr>
             <w:r>
-              <w:t xml:space="preserve">37</w:t>
+              <w:t xml:space="preserve">39</w:t>
             </w:r>
           </w:p>
         </w:tc>

--- a/documents/Gundeti_Sachin_Reddy_X23432721/Gundeti_Sachin_Reddy_X23432721.docx
+++ b/documents/Gundeti_Sachin_Reddy_X23432721/Gundeti_Sachin_Reddy_X23432721.docx
@@ -1,6 +1,6 @@
 
 <file path=word/document.xml><?xml version="1.0" encoding="utf-8"?>
-<w:document xmlns:cx="http://schemas.microsoft.com/office/drawing/2014/chartex" xmlns:cx1="http://schemas.microsoft.com/office/drawing/2015/9/8/chartex" xmlns:cx2="http://schemas.microsoft.com/office/drawing/2015/10/21/chartex" xmlns:cx3="http://schemas.microsoft.com/office/drawing/2016/5/9/chartex" xmlns:cx4="http://schemas.microsoft.com/office/drawing/2016/5/10/chartex" xmlns:cx5="http://schemas.microsoft.com/office/drawing/2016/5/11/chartex" xmlns:cx6="http://schemas.microsoft.com/office/drawing/2016/5/12/chartex" xmlns:cx7="http://schemas.microsoft.com/office/drawing/2016/5/13/chartex" xmlns:cx8="http://schemas.microsoft.com/office/drawing/2016/5/14/chartex" xmlns:mc="http://schemas.openxmlformats.org/markup-compatibility/2006" xmlns:aink="http://schemas.microsoft.com/office/drawing/2016/ink" xmlns:am3d="http://schemas.microsoft.com/office/drawing/2017/model3d" xmlns:o="urn:schemas-microsoft-com:office:office" xmlns:oel="http://schemas.microsoft.com/office/2019/extlst" xmlns:r="http://purl.oclc.org/ooxml/officeDocument/relationships" xmlns:m="http://purl.oclc.org/ooxml/officeDocument/math" xmlns:v="urn:schemas-microsoft-com:vml" xmlns:wp14="http://schemas.microsoft.com/office/word/2010/wordprocessingDrawing" xmlns:wp="http://purl.oclc.org/ooxml/drawingml/wordprocessingDrawing" xmlns:w10="urn:schemas-microsoft-com:office:word" xmlns:w="http://purl.oclc.org/ooxml/wordprocessingml/main" xmlns:w14="http://schemas.microsoft.com/office/word/2010/wordml" xmlns:w15="http://schemas.microsoft.com/office/word/2012/wordml" xmlns:w16cex="http://schemas.microsoft.com/office/word/2018/wordml/cex" xmlns:w16cid="http://schemas.microsoft.com/office/word/2016/wordml/cid" xmlns:w16="http://schemas.microsoft.com/office/word/2018/wordml" xmlns:w16sdtdh="http://schemas.microsoft.com/office/word/2020/wordml/sdtdatahash" xmlns:w16se="http://schemas.microsoft.com/office/word/2015/wordml/symex" xmlns:wpi="http://schemas.microsoft.com/office/word/2010/wordprocessingInk" xmlns:wne="http://schemas.microsoft.com/office/word/2006/wordml" mc:Ignorable="w14 w15 w16se w16cid w16 w16cex w16sdtdh wne wp14" w:conformance="strict">
+<w:document xmlns:cx="http://schemas.microsoft.com/office/drawing/2014/chartex" xmlns:cx1="http://schemas.microsoft.com/office/drawing/2015/9/8/chartex" xmlns:cx2="http://schemas.microsoft.com/office/drawing/2015/10/21/chartex" xmlns:cx3="http://schemas.microsoft.com/office/drawing/2016/5/9/chartex" xmlns:cx4="http://schemas.microsoft.com/office/drawing/2016/5/10/chartex" xmlns:cx5="http://schemas.microsoft.com/office/drawing/2016/5/11/chartex" xmlns:cx6="http://schemas.microsoft.com/office/drawing/2016/5/12/chartex" xmlns:cx7="http://schemas.microsoft.com/office/drawing/2016/5/13/chartex" xmlns:cx8="http://schemas.microsoft.com/office/drawing/2016/5/14/chartex" xmlns:mc="http://schemas.openxmlformats.org/markup-compatibility/2006" xmlns:aink="http://schemas.microsoft.com/office/drawing/2016/ink" xmlns:am3d="http://schemas.microsoft.com/office/drawing/2017/model3d" xmlns:o="urn:schemas-microsoft-com:office:office" xmlns:oel="http://schemas.microsoft.com/office/2019/extlst" xmlns:r="http://schemas.openxmlformats.org/officeDocument/2006/relationships" xmlns:m="http://schemas.openxmlformats.org/officeDocument/2006/math" xmlns:v="urn:schemas-microsoft-com:vml" xmlns:wp14="http://schemas.microsoft.com/office/word/2010/wordprocessingDrawing" xmlns:wp="http://schemas.openxmlformats.org/drawingml/2006/wordprocessingDrawing" xmlns:w10="urn:schemas-microsoft-com:office:word" xmlns:w="http://schemas.openxmlformats.org/wordprocessingml/2006/main" xmlns:w14="http://schemas.microsoft.com/office/word/2010/wordml" xmlns:w15="http://schemas.microsoft.com/office/word/2012/wordml" xmlns:w16cex="http://schemas.microsoft.com/office/word/2018/wordml/cex" xmlns:w16cid="http://schemas.microsoft.com/office/word/2016/wordml/cid" xmlns:w16="http://schemas.microsoft.com/office/word/2018/wordml" xmlns:w16sdtdh="http://schemas.microsoft.com/office/word/2020/wordml/sdtdatahash" xmlns:w16se="http://schemas.microsoft.com/office/word/2015/wordml/symex" xmlns:wpi="http://schemas.microsoft.com/office/word/2010/wordprocessingInk" xmlns:wne="http://schemas.microsoft.com/office/word/2006/wordml" mc:Ignorable="w14 w15 w16se w16cid w16 w16cex w16sdtdh wne wp14" w:conformance="strict">
   <w:body>
     <w:p>
       <w:pPr>
@@ -548,11 +548,11 @@
             <wp:effectExtent l="0" t="0" r="0" b="0"/>
             <wp:docPr id="1" name="Picture 1"/>
             <wp:cNvGraphicFramePr>
-              <a:graphicFrameLocks xmlns:a="http://purl.oclc.org/ooxml/drawingml/main" noChangeAspect="1"/>
+              <a:graphicFrameLocks xmlns:a="http://schemas.openxmlformats.org/drawingml/2006/main" noChangeAspect="1"/>
             </wp:cNvGraphicFramePr>
-            <a:graphic xmlns:a="http://purl.oclc.org/ooxml/drawingml/main">
-              <a:graphicData uri="http://purl.oclc.org/ooxml/drawingml/picture">
-                <pic:pic xmlns:pic="http://purl.oclc.org/ooxml/drawingml/picture">
+            <a:graphic xmlns:a="http://schemas.openxmlformats.org/drawingml/2006/main">
+              <a:graphicData uri="http://schemas.openxmlformats.org/drawingml/2006/picture">
+                <pic:pic xmlns:pic="http://schemas.openxmlformats.org/drawingml/2006/picture">
                   <pic:nvPicPr>
                     <pic:cNvPr id="1" name="Picture 1"/>
                     <pic:cNvPicPr/>
@@ -1332,7 +1332,7 @@
 </file>
 
 <file path=word/endnotes.xml><?xml version="1.0" encoding="utf-8"?>
-<w:endnotes xmlns:cx="http://schemas.microsoft.com/office/drawing/2014/chartex" xmlns:cx1="http://schemas.microsoft.com/office/drawing/2015/9/8/chartex" xmlns:cx2="http://schemas.microsoft.com/office/drawing/2015/10/21/chartex" xmlns:cx3="http://schemas.microsoft.com/office/drawing/2016/5/9/chartex" xmlns:cx4="http://schemas.microsoft.com/office/drawing/2016/5/10/chartex" xmlns:cx5="http://schemas.microsoft.com/office/drawing/2016/5/11/chartex" xmlns:cx6="http://schemas.microsoft.com/office/drawing/2016/5/12/chartex" xmlns:cx7="http://schemas.microsoft.com/office/drawing/2016/5/13/chartex" xmlns:cx8="http://schemas.microsoft.com/office/drawing/2016/5/14/chartex" xmlns:mc="http://schemas.openxmlformats.org/markup-compatibility/2006" xmlns:aink="http://schemas.microsoft.com/office/drawing/2016/ink" xmlns:am3d="http://schemas.microsoft.com/office/drawing/2017/model3d" xmlns:o="urn:schemas-microsoft-com:office:office" xmlns:oel="http://schemas.microsoft.com/office/2019/extlst" xmlns:r="http://purl.oclc.org/ooxml/officeDocument/relationships" xmlns:m="http://purl.oclc.org/ooxml/officeDocument/math" xmlns:v="urn:schemas-microsoft-com:vml" xmlns:wp14="http://schemas.microsoft.com/office/word/2010/wordprocessingDrawing" xmlns:wp="http://purl.oclc.org/ooxml/drawingml/wordprocessingDrawing" xmlns:w10="urn:schemas-microsoft-com:office:word" xmlns:w="http://purl.oclc.org/ooxml/wordprocessingml/main" xmlns:w14="http://schemas.microsoft.com/office/word/2010/wordml" xmlns:w15="http://schemas.microsoft.com/office/word/2012/wordml" xmlns:w16cex="http://schemas.microsoft.com/office/word/2018/wordml/cex" xmlns:w16cid="http://schemas.microsoft.com/office/word/2016/wordml/cid" xmlns:w16="http://schemas.microsoft.com/office/word/2018/wordml" xmlns:w16sdtdh="http://schemas.microsoft.com/office/word/2020/wordml/sdtdatahash" xmlns:w16se="http://schemas.microsoft.com/office/word/2015/wordml/symex" xmlns:wpi="http://schemas.microsoft.com/office/word/2010/wordprocessingInk" xmlns:wne="http://schemas.microsoft.com/office/word/2006/wordml" mc:Ignorable="w14 w15 w16se w16cid w16 w16cex w16sdtdh wne wp14">
+<w:endnotes xmlns:cx="http://schemas.microsoft.com/office/drawing/2014/chartex" xmlns:cx1="http://schemas.microsoft.com/office/drawing/2015/9/8/chartex" xmlns:cx2="http://schemas.microsoft.com/office/drawing/2015/10/21/chartex" xmlns:cx3="http://schemas.microsoft.com/office/drawing/2016/5/9/chartex" xmlns:cx4="http://schemas.microsoft.com/office/drawing/2016/5/10/chartex" xmlns:cx5="http://schemas.microsoft.com/office/drawing/2016/5/11/chartex" xmlns:cx6="http://schemas.microsoft.com/office/drawing/2016/5/12/chartex" xmlns:cx7="http://schemas.microsoft.com/office/drawing/2016/5/13/chartex" xmlns:cx8="http://schemas.microsoft.com/office/drawing/2016/5/14/chartex" xmlns:mc="http://schemas.openxmlformats.org/markup-compatibility/2006" xmlns:aink="http://schemas.microsoft.com/office/drawing/2016/ink" xmlns:am3d="http://schemas.microsoft.com/office/drawing/2017/model3d" xmlns:o="urn:schemas-microsoft-com:office:office" xmlns:oel="http://schemas.microsoft.com/office/2019/extlst" xmlns:r="http://schemas.openxmlformats.org/officeDocument/2006/relationships" xmlns:m="http://schemas.openxmlformats.org/officeDocument/2006/math" xmlns:v="urn:schemas-microsoft-com:vml" xmlns:wp14="http://schemas.microsoft.com/office/word/2010/wordprocessingDrawing" xmlns:wp="http://schemas.openxmlformats.org/drawingml/2006/wordprocessingDrawing" xmlns:w10="urn:schemas-microsoft-com:office:word" xmlns:w="http://schemas.openxmlformats.org/wordprocessingml/2006/main" xmlns:w14="http://schemas.microsoft.com/office/word/2010/wordml" xmlns:w15="http://schemas.microsoft.com/office/word/2012/wordml" xmlns:w16cex="http://schemas.microsoft.com/office/word/2018/wordml/cex" xmlns:w16cid="http://schemas.microsoft.com/office/word/2016/wordml/cid" xmlns:w16="http://schemas.microsoft.com/office/word/2018/wordml" xmlns:w16sdtdh="http://schemas.microsoft.com/office/word/2020/wordml/sdtdatahash" xmlns:w16se="http://schemas.microsoft.com/office/word/2015/wordml/symex" xmlns:wpi="http://schemas.microsoft.com/office/word/2010/wordprocessingInk" xmlns:wne="http://schemas.microsoft.com/office/word/2006/wordml" mc:Ignorable="w14 w15 w16se w16cid w16 w16cex w16sdtdh wne wp14">
   <w:endnote w:type="separator" w:id="-1">
     <w:p>
       <w:r>
@@ -1351,7 +1351,7 @@
 </file>
 
 <file path=word/footer1.xml><?xml version="1.0" encoding="utf-8"?>
-<w:ftr xmlns:cx="http://schemas.microsoft.com/office/drawing/2014/chartex" xmlns:cx1="http://schemas.microsoft.com/office/drawing/2015/9/8/chartex" xmlns:cx2="http://schemas.microsoft.com/office/drawing/2015/10/21/chartex" xmlns:cx3="http://schemas.microsoft.com/office/drawing/2016/5/9/chartex" xmlns:cx4="http://schemas.microsoft.com/office/drawing/2016/5/10/chartex" xmlns:cx5="http://schemas.microsoft.com/office/drawing/2016/5/11/chartex" xmlns:cx6="http://schemas.microsoft.com/office/drawing/2016/5/12/chartex" xmlns:cx7="http://schemas.microsoft.com/office/drawing/2016/5/13/chartex" xmlns:cx8="http://schemas.microsoft.com/office/drawing/2016/5/14/chartex" xmlns:mc="http://schemas.openxmlformats.org/markup-compatibility/2006" xmlns:aink="http://schemas.microsoft.com/office/drawing/2016/ink" xmlns:am3d="http://schemas.microsoft.com/office/drawing/2017/model3d" xmlns:o="urn:schemas-microsoft-com:office:office" xmlns:oel="http://schemas.microsoft.com/office/2019/extlst" xmlns:r="http://purl.oclc.org/ooxml/officeDocument/relationships" xmlns:m="http://purl.oclc.org/ooxml/officeDocument/math" xmlns:v="urn:schemas-microsoft-com:vml" xmlns:wp14="http://schemas.microsoft.com/office/word/2010/wordprocessingDrawing" xmlns:wp="http://purl.oclc.org/ooxml/drawingml/wordprocessingDrawing" xmlns:w10="urn:schemas-microsoft-com:office:word" xmlns:w="http://purl.oclc.org/ooxml/wordprocessingml/main" xmlns:w14="http://schemas.microsoft.com/office/word/2010/wordml" xmlns:w15="http://schemas.microsoft.com/office/word/2012/wordml" xmlns:w16cex="http://schemas.microsoft.com/office/word/2018/wordml/cex" xmlns:w16cid="http://schemas.microsoft.com/office/word/2016/wordml/cid" xmlns:w16="http://schemas.microsoft.com/office/word/2018/wordml" xmlns:w16sdtdh="http://schemas.microsoft.com/office/word/2020/wordml/sdtdatahash" xmlns:w16se="http://schemas.microsoft.com/office/word/2015/wordml/symex" xmlns:wpi="http://schemas.microsoft.com/office/word/2010/wordprocessingInk" xmlns:wne="http://schemas.microsoft.com/office/word/2006/wordml" mc:Ignorable="w14 w15 w16se w16cid w16 w16cex w16sdtdh wne wp14">
+<w:ftr xmlns:cx="http://schemas.microsoft.com/office/drawing/2014/chartex" xmlns:cx1="http://schemas.microsoft.com/office/drawing/2015/9/8/chartex" xmlns:cx2="http://schemas.microsoft.com/office/drawing/2015/10/21/chartex" xmlns:cx3="http://schemas.microsoft.com/office/drawing/2016/5/9/chartex" xmlns:cx4="http://schemas.microsoft.com/office/drawing/2016/5/10/chartex" xmlns:cx5="http://schemas.microsoft.com/office/drawing/2016/5/11/chartex" xmlns:cx6="http://schemas.microsoft.com/office/drawing/2016/5/12/chartex" xmlns:cx7="http://schemas.microsoft.com/office/drawing/2016/5/13/chartex" xmlns:cx8="http://schemas.microsoft.com/office/drawing/2016/5/14/chartex" xmlns:mc="http://schemas.openxmlformats.org/markup-compatibility/2006" xmlns:aink="http://schemas.microsoft.com/office/drawing/2016/ink" xmlns:am3d="http://schemas.microsoft.com/office/drawing/2017/model3d" xmlns:o="urn:schemas-microsoft-com:office:office" xmlns:oel="http://schemas.microsoft.com/office/2019/extlst" xmlns:r="http://schemas.openxmlformats.org/officeDocument/2006/relationships" xmlns:m="http://schemas.openxmlformats.org/officeDocument/2006/math" xmlns:v="urn:schemas-microsoft-com:vml" xmlns:wp14="http://schemas.microsoft.com/office/word/2010/wordprocessingDrawing" xmlns:wp="http://schemas.openxmlformats.org/drawingml/2006/wordprocessingDrawing" xmlns:w10="urn:schemas-microsoft-com:office:word" xmlns:w="http://schemas.openxmlformats.org/wordprocessingml/2006/main" xmlns:w14="http://schemas.microsoft.com/office/word/2010/wordml" xmlns:w15="http://schemas.microsoft.com/office/word/2012/wordml" xmlns:w16cex="http://schemas.microsoft.com/office/word/2018/wordml/cex" xmlns:w16cid="http://schemas.microsoft.com/office/word/2016/wordml/cid" xmlns:w16="http://schemas.microsoft.com/office/word/2018/wordml" xmlns:w16sdtdh="http://schemas.microsoft.com/office/word/2020/wordml/sdtdatahash" xmlns:w16se="http://schemas.microsoft.com/office/word/2015/wordml/symex" xmlns:wpi="http://schemas.microsoft.com/office/word/2010/wordprocessingInk" xmlns:wne="http://schemas.microsoft.com/office/word/2006/wordml" mc:Ignorable="w14 w15 w16se w16cid w16 w16cex w16sdtdh wne wp14">
   <w:p>
     <w:pPr>
       <w:pStyle w:val="Footer"/>
@@ -1375,7 +1375,7 @@
 </file>
 
 <file path=word/footnotes.xml><?xml version="1.0" encoding="utf-8"?>
-<w:footnotes xmlns:cx="http://schemas.microsoft.com/office/drawing/2014/chartex" xmlns:cx1="http://schemas.microsoft.com/office/drawing/2015/9/8/chartex" xmlns:cx2="http://schemas.microsoft.com/office/drawing/2015/10/21/chartex" xmlns:cx3="http://schemas.microsoft.com/office/drawing/2016/5/9/chartex" xmlns:cx4="http://schemas.microsoft.com/office/drawing/2016/5/10/chartex" xmlns:cx5="http://schemas.microsoft.com/office/drawing/2016/5/11/chartex" xmlns:cx6="http://schemas.microsoft.com/office/drawing/2016/5/12/chartex" xmlns:cx7="http://schemas.microsoft.com/office/drawing/2016/5/13/chartex" xmlns:cx8="http://schemas.microsoft.com/office/drawing/2016/5/14/chartex" xmlns:mc="http://schemas.openxmlformats.org/markup-compatibility/2006" xmlns:aink="http://schemas.microsoft.com/office/drawing/2016/ink" xmlns:am3d="http://schemas.microsoft.com/office/drawing/2017/model3d" xmlns:o="urn:schemas-microsoft-com:office:office" xmlns:oel="http://schemas.microsoft.com/office/2019/extlst" xmlns:r="http://purl.oclc.org/ooxml/officeDocument/relationships" xmlns:m="http://purl.oclc.org/ooxml/officeDocument/math" xmlns:v="urn:schemas-microsoft-com:vml" xmlns:wp14="http://schemas.microsoft.com/office/word/2010/wordprocessingDrawing" xmlns:wp="http://purl.oclc.org/ooxml/drawingml/wordprocessingDrawing" xmlns:w10="urn:schemas-microsoft-com:office:word" xmlns:w="http://purl.oclc.org/ooxml/wordprocessingml/main" xmlns:w14="http://schemas.microsoft.com/office/word/2010/wordml" xmlns:w15="http://schemas.microsoft.com/office/word/2012/wordml" xmlns:w16cex="http://schemas.microsoft.com/office/word/2018/wordml/cex" xmlns:w16cid="http://schemas.microsoft.com/office/word/2016/wordml/cid" xmlns:w16="http://schemas.microsoft.com/office/word/2018/wordml" xmlns:w16sdtdh="http://schemas.microsoft.com/office/word/2020/wordml/sdtdatahash" xmlns:w16se="http://schemas.microsoft.com/office/word/2015/wordml/symex" xmlns:wpi="http://schemas.microsoft.com/office/word/2010/wordprocessingInk" xmlns:wne="http://schemas.microsoft.com/office/word/2006/wordml" mc:Ignorable="w14 w15 w16se w16cid w16 w16cex w16sdtdh wne wp14">
+<w:footnotes xmlns:cx="http://schemas.microsoft.com/office/drawing/2014/chartex" xmlns:cx1="http://schemas.microsoft.com/office/drawing/2015/9/8/chartex" xmlns:cx2="http://schemas.microsoft.com/office/drawing/2015/10/21/chartex" xmlns:cx3="http://schemas.microsoft.com/office/drawing/2016/5/9/chartex" xmlns:cx4="http://schemas.microsoft.com/office/drawing/2016/5/10/chartex" xmlns:cx5="http://schemas.microsoft.com/office/drawing/2016/5/11/chartex" xmlns:cx6="http://schemas.microsoft.com/office/drawing/2016/5/12/chartex" xmlns:cx7="http://schemas.microsoft.com/office/drawing/2016/5/13/chartex" xmlns:cx8="http://schemas.microsoft.com/office/drawing/2016/5/14/chartex" xmlns:mc="http://schemas.openxmlformats.org/markup-compatibility/2006" xmlns:aink="http://schemas.microsoft.com/office/drawing/2016/ink" xmlns:am3d="http://schemas.microsoft.com/office/drawing/2017/model3d" xmlns:o="urn:schemas-microsoft-com:office:office" xmlns:oel="http://schemas.microsoft.com/office/2019/extlst" xmlns:r="http://schemas.openxmlformats.org/officeDocument/2006/relationships" xmlns:m="http://schemas.openxmlformats.org/officeDocument/2006/math" xmlns:v="urn:schemas-microsoft-com:vml" xmlns:wp14="http://schemas.microsoft.com/office/word/2010/wordprocessingDrawing" xmlns:wp="http://schemas.openxmlformats.org/drawingml/2006/wordprocessingDrawing" xmlns:w10="urn:schemas-microsoft-com:office:word" xmlns:w="http://schemas.openxmlformats.org/wordprocessingml/2006/main" xmlns:w14="http://schemas.microsoft.com/office/word/2010/wordml" xmlns:w15="http://schemas.microsoft.com/office/word/2012/wordml" xmlns:w16cex="http://schemas.microsoft.com/office/word/2018/wordml/cex" xmlns:w16cid="http://schemas.microsoft.com/office/word/2016/wordml/cid" xmlns:w16="http://schemas.microsoft.com/office/word/2018/wordml" xmlns:w16sdtdh="http://schemas.microsoft.com/office/word/2020/wordml/sdtdatahash" xmlns:w16se="http://schemas.microsoft.com/office/word/2015/wordml/symex" xmlns:wpi="http://schemas.microsoft.com/office/word/2010/wordprocessingInk" xmlns:wne="http://schemas.microsoft.com/office/word/2006/wordml" mc:Ignorable="w14 w15 w16se w16cid w16 w16cex w16sdtdh wne wp14">
   <w:footnote w:type="separator" w:id="-1">
     <w:p>
       <w:r>
@@ -1394,7 +1394,7 @@
 </file>
 
 <file path=word/numbering.xml><?xml version="1.0" encoding="utf-8"?>
-<w:numbering xmlns:cx="http://schemas.microsoft.com/office/drawing/2014/chartex" xmlns:cx1="http://schemas.microsoft.com/office/drawing/2015/9/8/chartex" xmlns:cx2="http://schemas.microsoft.com/office/drawing/2015/10/21/chartex" xmlns:cx3="http://schemas.microsoft.com/office/drawing/2016/5/9/chartex" xmlns:cx4="http://schemas.microsoft.com/office/drawing/2016/5/10/chartex" xmlns:cx5="http://schemas.microsoft.com/office/drawing/2016/5/11/chartex" xmlns:cx6="http://schemas.microsoft.com/office/drawing/2016/5/12/chartex" xmlns:cx7="http://schemas.microsoft.com/office/drawing/2016/5/13/chartex" xmlns:cx8="http://schemas.microsoft.com/office/drawing/2016/5/14/chartex" xmlns:mc="http://schemas.openxmlformats.org/markup-compatibility/2006" xmlns:aink="http://schemas.microsoft.com/office/drawing/2016/ink" xmlns:am3d="http://schemas.microsoft.com/office/drawing/2017/model3d" xmlns:o="urn:schemas-microsoft-com:office:office" xmlns:oel="http://schemas.microsoft.com/office/2019/extlst" xmlns:r="http://purl.oclc.org/ooxml/officeDocument/relationships" xmlns:m="http://purl.oclc.org/ooxml/officeDocument/math" xmlns:v="urn:schemas-microsoft-com:vml" xmlns:wp14="http://schemas.microsoft.com/office/word/2010/wordprocessingDrawing" xmlns:wp="http://purl.oclc.org/ooxml/drawingml/wordprocessingDrawing" xmlns:w10="urn:schemas-microsoft-com:office:word" xmlns:w="http://purl.oclc.org/ooxml/wordprocessingml/main" xmlns:w14="http://schemas.microsoft.com/office/word/2010/wordml" xmlns:w15="http://schemas.microsoft.com/office/word/2012/wordml" xmlns:w16cex="http://schemas.microsoft.com/office/word/2018/wordml/cex" xmlns:w16cid="http://schemas.microsoft.com/office/word/2016/wordml/cid" xmlns:w16="http://schemas.microsoft.com/office/word/2018/wordml" xmlns:w16sdtdh="http://schemas.microsoft.com/office/word/2020/wordml/sdtdatahash" xmlns:w16se="http://schemas.microsoft.com/office/word/2015/wordml/symex" xmlns:wpi="http://schemas.microsoft.com/office/word/2010/wordprocessingInk" xmlns:wne="http://schemas.microsoft.com/office/word/2006/wordml" mc:Ignorable="w14 w15 w16se w16cid w16 w16cex w16sdtdh wne wp14">
+<w:numbering xmlns:cx="http://schemas.microsoft.com/office/drawing/2014/chartex" xmlns:cx1="http://schemas.microsoft.com/office/drawing/2015/9/8/chartex" xmlns:cx2="http://schemas.microsoft.com/office/drawing/2015/10/21/chartex" xmlns:cx3="http://schemas.microsoft.com/office/drawing/2016/5/9/chartex" xmlns:cx4="http://schemas.microsoft.com/office/drawing/2016/5/10/chartex" xmlns:cx5="http://schemas.microsoft.com/office/drawing/2016/5/11/chartex" xmlns:cx6="http://schemas.microsoft.com/office/drawing/2016/5/12/chartex" xmlns:cx7="http://schemas.microsoft.com/office/drawing/2016/5/13/chartex" xmlns:cx8="http://schemas.microsoft.com/office/drawing/2016/5/14/chartex" xmlns:mc="http://schemas.openxmlformats.org/markup-compatibility/2006" xmlns:aink="http://schemas.microsoft.com/office/drawing/2016/ink" xmlns:am3d="http://schemas.microsoft.com/office/drawing/2017/model3d" xmlns:o="urn:schemas-microsoft-com:office:office" xmlns:oel="http://schemas.microsoft.com/office/2019/extlst" xmlns:r="http://schemas.openxmlformats.org/officeDocument/2006/relationships" xmlns:m="http://schemas.openxmlformats.org/officeDocument/2006/math" xmlns:v="urn:schemas-microsoft-com:vml" xmlns:wp14="http://schemas.microsoft.com/office/word/2010/wordprocessingDrawing" xmlns:wp="http://schemas.openxmlformats.org/drawingml/2006/wordprocessingDrawing" xmlns:w10="urn:schemas-microsoft-com:office:word" xmlns:w="http://schemas.openxmlformats.org/wordprocessingml/2006/main" xmlns:w14="http://schemas.microsoft.com/office/word/2010/wordml" xmlns:w15="http://schemas.microsoft.com/office/word/2012/wordml" xmlns:w16cex="http://schemas.microsoft.com/office/word/2018/wordml/cex" xmlns:w16cid="http://schemas.microsoft.com/office/word/2016/wordml/cid" xmlns:w16="http://schemas.microsoft.com/office/word/2018/wordml" xmlns:w16sdtdh="http://schemas.microsoft.com/office/word/2020/wordml/sdtdatahash" xmlns:w16se="http://schemas.microsoft.com/office/word/2015/wordml/symex" xmlns:wpi="http://schemas.microsoft.com/office/word/2010/wordprocessingInk" xmlns:wne="http://schemas.microsoft.com/office/word/2006/wordml" mc:Ignorable="w14 w15 w16se w16cid w16 w16cex w16sdtdh wne wp14">
   <w:abstractNum w:abstractNumId="0" w15:restartNumberingAfterBreak="0">
     <w:nsid w:val="FFFFFF1D"/>
     <w:multiLevelType w:val="multilevel"/>
@@ -2862,7 +2862,7 @@
 </file>
 
 <file path=word/styles.xml><?xml version="1.0" encoding="utf-8"?>
-<w:styles xmlns:mc="http://schemas.openxmlformats.org/markup-compatibility/2006" xmlns:r="http://purl.oclc.org/ooxml/officeDocument/relationships" xmlns:w="http://purl.oclc.org/ooxml/wordprocessingml/main" xmlns:w14="http://schemas.microsoft.com/office/word/2010/wordml" xmlns:w15="http://schemas.microsoft.com/office/word/2012/wordml" xmlns:w16cex="http://schemas.microsoft.com/office/word/2018/wordml/cex" xmlns:w16cid="http://schemas.microsoft.com/office/word/2016/wordml/cid" xmlns:w16="http://schemas.microsoft.com/office/word/2018/wordml" xmlns:w16sdtdh="http://schemas.microsoft.com/office/word/2020/wordml/sdtdatahash" xmlns:w16se="http://schemas.microsoft.com/office/word/2015/wordml/symex" mc:Ignorable="w14 w15 w16se w16cid w16 w16cex w16sdtdh">
+<w:styles xmlns:mc="http://schemas.openxmlformats.org/markup-compatibility/2006" xmlns:r="http://schemas.openxmlformats.org/officeDocument/2006/relationships" xmlns:w="http://schemas.openxmlformats.org/wordprocessingml/2006/main" xmlns:w14="http://schemas.microsoft.com/office/word/2010/wordml" xmlns:w15="http://schemas.microsoft.com/office/word/2012/wordml" xmlns:w16cex="http://schemas.microsoft.com/office/word/2018/wordml/cex" xmlns:w16cid="http://schemas.microsoft.com/office/word/2016/wordml/cid" xmlns:w16="http://schemas.microsoft.com/office/word/2018/wordml" xmlns:w16sdtdh="http://schemas.microsoft.com/office/word/2020/wordml/sdtdatahash" xmlns:w16se="http://schemas.microsoft.com/office/word/2015/wordml/symex" mc:Ignorable="w14 w15 w16se w16cid w16 w16cex w16sdtdh">
   <w:docDefaults>
     <w:rPrDefault>
       <w:rPr>
@@ -3598,7 +3598,7 @@
 </file>
 
 <file path=word/theme/theme1.xml><?xml version="1.0" encoding="utf-8"?>
-<a:theme xmlns:a="http://purl.oclc.org/ooxml/drawingml/main" name="Office Theme">
+<a:theme xmlns:a="http://schemas.openxmlformats.org/drawingml/2006/main" name="Office Theme">
   <a:themeElements>
     <a:clrScheme name="Office">
       <a:dk1>
@@ -3863,7 +3863,7 @@
 </file>
 
 <file path=customXml/itemProps1.xml><?xml version="1.0" encoding="utf-8"?>
-<ds:datastoreItem xmlns:ds="http://purl.oclc.org/ooxml/officeDocument/customXml" ds:itemID="{9E966C7F-158E-4883-86A6-4454069232BB}">
+<ds:datastoreItem xmlns:ds="http://schemas.openxmlformats.org/officeDocument/2006/customXml" ds:itemID="{9E966C7F-158E-4883-86A6-4454069232BB}">
   <ds:schemaRefs>
     <ds:schemaRef ds:uri="http://schemas.openxmlformats.org/officeDocument/2006/bibliography"/>
   </ds:schemaRefs>

--- a/documents/Gundeti_Sachin_Reddy_X23432721/Gundeti_Sachin_Reddy_X23432721.docx
+++ b/documents/Gundeti_Sachin_Reddy_X23432721/Gundeti_Sachin_Reddy_X23432721.docx
@@ -7,7 +7,7 @@
         <w:pStyle w:val="papertitle"/>
       </w:pPr>
       <w:r>
-        <w:t xml:space="preserve">A Serverless Fog Computing Architecture for Smart Waste Management: Design, Deployment, and Evaluation on AWS</w:t>
+        <w:t xml:space="preserve">A Serverless Fog Architecture for Smart Waste Management</w:t>
       </w:r>
     </w:p>
     <w:p>
@@ -3448,8 +3448,8 @@
     <w:rPr>
       <w:rFonts w:eastAsia="MS Mincho"/>
       <w:noProof/>
-      <w:sz w:val="48"/>
-      <w:szCs w:val="48"/>
+      <w:sz w:val="40"/>
+      <w:szCs w:val="40"/>
     </w:rPr>
   </w:style>
   <w:style w:type="paragraph" w:customStyle="1" w:styleId="references">

--- a/documents/Gundeti_Sachin_Reddy_X23432721/Gundeti_Sachin_Reddy_X23432721.docx
+++ b/documents/Gundeti_Sachin_Reddy_X23432721/Gundeti_Sachin_Reddy_X23432721.docx
@@ -3448,8 +3448,10 @@
     <w:rPr>
       <w:rFonts w:eastAsia="MS Mincho"/>
       <w:noProof/>
-      <w:sz w:val="40"/>
-      <w:szCs w:val="40"/>
+      <w:b/>
+      <w:bCs/>
+      <w:sz w:val="44"/>
+      <w:szCs w:val="44"/>
     </w:rPr>
   </w:style>
   <w:style w:type="paragraph" w:customStyle="1" w:styleId="references">

--- a/documents/Gundeti_Sachin_Reddy_X23432721/Gundeti_Sachin_Reddy_X23432721.docx
+++ b/documents/Gundeti_Sachin_Reddy_X23432721/Gundeti_Sachin_Reddy_X23432721.docx
@@ -195,6 +195,9 @@
         <w:gridCol w:w="1650"/>
       </w:tblGrid>
       <w:tr>
+        <w:trPr>
+          <w:tblHeader/>
+        </w:trPr>
         <w:tc>
           <w:tcPr>
             <w:tcW w:w="1550" w:type="dxa"/>
@@ -829,6 +832,9 @@
         <w:gridCol w:w="2350"/>
       </w:tblGrid>
       <w:tr>
+        <w:trPr>
+          <w:tblHeader/>
+        </w:trPr>
         <w:tc>
           <w:tcPr>
             <w:tcW w:w="1650" w:type="dxa"/>
